--- a/templates/documents/CONTRATOS CIVILES/CONTRATOS BAJO FIRMA PRIVADA/BIENES TRASLATIVOS/MAQUINA INDUSTRIAL/CONTRATO DE APORTE EN NATURALEZA.docx
+++ b/templates/documents/CONTRATOS CIVILES/CONTRATOS BAJO FIRMA PRIVADA/BIENES TRASLATIVOS/MAQUINA INDUSTRIAL/CONTRATO DE APORTE EN NATURALEZA.docx
@@ -4,416 +4,205 @@
   <w:body>
     <w:p>
       <w:pPr>
+        <w:spacing w:after="0" w:line="240" w:lineRule="auto"/>
         <w:jc w:val="center"/>
-        <w:rPr>
-          <w:b/>
-          <w:bCs/>
-        </w:rPr>
       </w:pPr>
       <w:r>
-        <w:rPr>
-          <w:b/>
-          <w:bCs/>
-        </w:rPr>
         <w:t>CONTRATO DE APORTE EN NATURALEZA</w:t>
       </w:r>
     </w:p>
     <w:p>
       <w:pPr>
+        <w:spacing w:after="0" w:line="240" w:lineRule="auto"/>
+        <w:jc w:val="both"/>
+      </w:pPr>
+    </w:p>
+    <w:p>
+      <w:pPr>
+        <w:spacing w:after="0" w:line="240" w:lineRule="auto"/>
         <w:jc w:val="both"/>
       </w:pPr>
       <w:r>
-        <w:rPr>
-          <w:b/>
-          <w:bCs/>
-        </w:rPr>
         <w:t>ENTRE:</w:t>
       </w:r>
     </w:p>
     <w:p>
       <w:pPr>
+        <w:spacing w:after="0" w:line="240" w:lineRule="auto"/>
         <w:jc w:val="both"/>
       </w:pPr>
       <w:r>
-        <w:t xml:space="preserve">De una parte, el señor/a </w:t>
+        <w:t>De una parte, {{TRATAMIENTO_APORTANTE}} {{NOMBRE_APORTANTE}}, de nacionalidad {{NACIONALIDAD_APORTANTE}}, mayor de edad, estado civil {{ESTADO CIVIL_APORTANTE}}, titular de {{DOCUMENTO IDENTIDAD_APORTANTE}}, domiciliado en {{DIRECCION O DOMICILIO_APORTANTE}}, quien para los fines del presente contrato se denominará EL APORTANTE;</w:t>
       </w:r>
+    </w:p>
+    <w:p>
+      <w:pPr>
+        <w:spacing w:after="0" w:line="240" w:lineRule="auto"/>
+        <w:jc w:val="both"/>
+      </w:pPr>
+    </w:p>
+    <w:p>
+      <w:pPr>
+        <w:spacing w:after="0" w:line="240" w:lineRule="auto"/>
+        <w:jc w:val="both"/>
+      </w:pPr>
       <w:r>
-        <w:rPr>
-          <w:b/>
-          <w:bCs/>
-        </w:rPr>
-        <w:t>[NOMBRE DEL SOCIO APORTANTE]</w:t>
+        <w:t>De la otra parte, {{TRATAMIENTO_SOCIEDAD}} {{NOMBRE_SOCIEDAD}}, debidamente constituida conforme a las leyes de la República Dominicana, titular de {{DOCUMENTO IDENTIDAD_SOCIEDAD}}, con su asiento social en {{DIRECCION O DOMICILIO_SOCIEDAD}}, debidamente representada por su {{CARGO_REPRESENTANTE}}, {{TRATAMIENTO_REPRESENTANTE}} {{NOMBRE_REPRESENTANTE}}, de nacionalidad {{NACIONALIDAD_REPRESENTANTE}}, mayor de edad, titular de {{DOCUMENTO IDENTIDAD_REPRESENTANTE}}, quien para los fines del presente contrato se denominará LA SOCIEDAD.</w:t>
       </w:r>
+    </w:p>
+    <w:p>
+      <w:pPr>
+        <w:spacing w:after="0" w:line="240" w:lineRule="auto"/>
+        <w:jc w:val="center"/>
+      </w:pPr>
+    </w:p>
+    <w:p>
+      <w:pPr>
+        <w:spacing w:after="0" w:line="240" w:lineRule="auto"/>
+        <w:jc w:val="center"/>
+      </w:pPr>
       <w:r>
-        <w:t xml:space="preserve">, dominicano, mayor de edad, estado civil [Estado Civil], titular de la Cédula No. [Número], domiciliado en [Dirección], quien para los fines del presente contrato se denominará </w:t>
-      </w:r>
-      <w:r>
-        <w:rPr>
-          <w:b/>
-          <w:bCs/>
-        </w:rPr>
-        <w:t>EL APORTANTE</w:t>
-      </w:r>
-      <w:r>
-        <w:t>;</w:t>
-      </w:r>
-    </w:p>
-    <w:p>
-      <w:pPr>
-        <w:jc w:val="both"/>
-      </w:pPr>
-      <w:r>
-        <w:t xml:space="preserve">De la otra parte, la sociedad comercial </w:t>
-      </w:r>
-      <w:r>
-        <w:rPr>
-          <w:b/>
-          <w:bCs/>
-        </w:rPr>
-        <w:t>[NOMBRE DE LA EMPRESA QUE RECIBE]</w:t>
-      </w:r>
-      <w:r>
-        <w:t xml:space="preserve">, debidamente constituida conforme a las leyes de la República Dominicana, titular del RNC No. [Número], con su asiento social en [Dirección], representada por su [Cargo, ej. Gerente], el señor/a </w:t>
-      </w:r>
-      <w:r>
-        <w:rPr>
-          <w:b/>
-          <w:bCs/>
-        </w:rPr>
-        <w:t>[Nombre del representante]</w:t>
-      </w:r>
-      <w:r>
-        <w:t xml:space="preserve">, quien para los fines del presente contrato se denominará </w:t>
-      </w:r>
-      <w:r>
-        <w:rPr>
-          <w:b/>
-          <w:bCs/>
-        </w:rPr>
-        <w:t>LA SOCIEDAD</w:t>
-      </w:r>
-      <w:r>
-        <w:t>.</w:t>
-      </w:r>
-    </w:p>
-    <w:p>
-      <w:pPr>
-        <w:jc w:val="both"/>
-        <w:rPr>
-          <w:b/>
-          <w:bCs/>
-        </w:rPr>
-      </w:pPr>
-      <w:r>
-        <w:rPr>
-          <w:b/>
-          <w:bCs/>
-        </w:rPr>
         <w:t>CLÁUSULAS</w:t>
       </w:r>
     </w:p>
     <w:p>
       <w:pPr>
+        <w:spacing w:after="0" w:line="240" w:lineRule="auto"/>
+        <w:jc w:val="both"/>
+      </w:pPr>
+    </w:p>
+    <w:p>
+      <w:pPr>
+        <w:spacing w:after="0" w:line="240" w:lineRule="auto"/>
         <w:jc w:val="both"/>
       </w:pPr>
       <w:r>
-        <w:rPr>
-          <w:b/>
-          <w:bCs/>
-        </w:rPr>
-        <w:t>PRIMERA: OBJETO.</w:t>
+        <w:t>PRIMERA: OBJETO. EL APORTANTE, en su calidad de socio de LA SOCIEDAD, mediante el presente acto, cede y transfiere a favor de esta última, quien acepta, con todas las garantías de derecho, la propiedad del siguiente bien como aporte de capital:</w:t>
       </w:r>
+    </w:p>
+    <w:p>
+      <w:pPr>
+        <w:spacing w:after="0" w:line="240" w:lineRule="auto"/>
+        <w:jc w:val="both"/>
+      </w:pPr>
+    </w:p>
+    <w:p>
+      <w:pPr>
+        <w:spacing w:after="0" w:line="240" w:lineRule="auto"/>
+        <w:jc w:val="both"/>
+      </w:pPr>
       <w:r>
-        <w:t xml:space="preserve"> </w:t>
+        <w:t>{{DESCRIPCION_DEL_BIEN}}</w:t>
       </w:r>
+    </w:p>
+    <w:p>
+      <w:pPr>
+        <w:spacing w:after="0" w:line="240" w:lineRule="auto"/>
+        <w:jc w:val="both"/>
+      </w:pPr>
+    </w:p>
+    <w:p>
+      <w:pPr>
+        <w:spacing w:after="0" w:line="240" w:lineRule="auto"/>
+        <w:jc w:val="both"/>
+      </w:pPr>
       <w:r>
-        <w:rPr>
-          <w:b/>
-          <w:bCs/>
-        </w:rPr>
-        <w:t>EL APORTANTE</w:t>
+        <w:t>SEGUNDA: VALORACIÓN DEL APORTE. Las partes acuerdan que el bien objeto del presente contrato ha sido valorado en la suma de {{PRECIO_VENTA_LETRAS}} (RD$ {{PRECIO_VENTA_NUMEROS}}). Todos los socios son solidariamente responsables del valor atribuido.</w:t>
       </w:r>
+    </w:p>
+    <w:p>
+      <w:pPr>
+        <w:spacing w:after="0" w:line="240" w:lineRule="auto"/>
+        <w:jc w:val="both"/>
+      </w:pPr>
+    </w:p>
+    <w:p>
+      <w:pPr>
+        <w:spacing w:after="0" w:line="240" w:lineRule="auto"/>
+        <w:jc w:val="both"/>
+      </w:pPr>
       <w:r>
-        <w:t xml:space="preserve">, en su calidad de socio de </w:t>
+        <w:t>TERCERA: CONTRAESTIPULACIÓN. Como contrapartida por el aporte en naturaleza descrito, LA SOCIEDAD emite y entrega a favor de EL APORTANTE la cantidad de {{CANTIDAD_ACCIONES_EMITIDAS}}, con un valor nominal de {{VALOR_NOMINAL_POR_ACCION}} cada una, quedando el capital social suscrito y pagado en dicha proporción.</w:t>
       </w:r>
+    </w:p>
+    <w:p>
+      <w:pPr>
+        <w:spacing w:after="0" w:line="240" w:lineRule="auto"/>
+        <w:jc w:val="both"/>
+      </w:pPr>
+    </w:p>
+    <w:p>
+      <w:pPr>
+        <w:spacing w:after="0" w:line="240" w:lineRule="auto"/>
+        <w:jc w:val="both"/>
+      </w:pPr>
       <w:r>
-        <w:rPr>
-          <w:b/>
-          <w:bCs/>
-        </w:rPr>
-        <w:t>LA SOCIEDAD</w:t>
+        <w:t>CUARTA: GARANTÍA Y ORIGEN DE LOS BIENES. EL APORTANTE declara que el bien se encuentra libre de cargas, gravámenes o impedimentos de venta. Asimismo, bajo la fe del juramento, declara que el bien tiene un origen lícito, cumpliendo con la Ley No. 155-17 contra el Lavado de Activos.</w:t>
       </w:r>
+    </w:p>
+    <w:p>
+      <w:pPr>
+        <w:spacing w:after="0" w:line="240" w:lineRule="auto"/>
+        <w:jc w:val="both"/>
+      </w:pPr>
+    </w:p>
+    <w:p>
+      <w:pPr>
+        <w:spacing w:after="0" w:line="240" w:lineRule="auto"/>
+        <w:jc w:val="both"/>
+      </w:pPr>
       <w:r>
-        <w:t>, mediante el presente acto, cede y transfiere a favor de esta última, quien acepta, con todas las garantías de derecho, la propiedad del siguiente bien como aporte de capital:</w:t>
-      </w:r>
-    </w:p>
-    <w:p>
-      <w:pPr>
-        <w:jc w:val="both"/>
-      </w:pPr>
-      <w:r>
-        <w:rPr>
-          <w:i/>
-          <w:iCs/>
-        </w:rPr>
-        <w:t>[Si es un Inmueble: Describir Matrícula, Designación Catastral y Ubicación]</w:t>
-      </w:r>
-      <w:r>
-        <w:t xml:space="preserve"> </w:t>
-      </w:r>
-      <w:r>
-        <w:rPr>
-          <w:i/>
-          <w:iCs/>
-        </w:rPr>
-        <w:t>[Si es un Vehículo/Maquinaria: Describir Marca, Modelo, Chasis y Placa]</w:t>
-      </w:r>
-    </w:p>
-    <w:p>
-      <w:pPr>
-        <w:jc w:val="both"/>
-      </w:pPr>
-      <w:r>
-        <w:rPr>
-          <w:b/>
-          <w:bCs/>
-        </w:rPr>
-        <w:t>SEGUNDA: VALORACIÓN DEL APORTE.</w:t>
-      </w:r>
-      <w:r>
-        <w:t xml:space="preserve"> Las partes acuerdan que el bien objeto del presente contrato ha sido valorado en la suma de </w:t>
-      </w:r>
-      <w:r>
-        <w:rPr>
-          <w:b/>
-          <w:bCs/>
-        </w:rPr>
-        <w:t>[MONTO EN NÚMEROS Y LETRAS] (RD$)</w:t>
-      </w:r>
-      <w:r>
-        <w:t>.</w:t>
-      </w:r>
-    </w:p>
-    <w:p>
-      <w:pPr>
-        <w:jc w:val="both"/>
-      </w:pPr>
-      <w:r>
-        <w:rPr>
-          <w:i/>
-          <w:iCs/>
-        </w:rPr>
-        <w:t>Nota legal: Conforme al Art. 53 de la Ley 479-08, si la sociedad es una S.A., se requiere obligatoriamente el informe de un Comisario de Aportes. En las SRL, los socios son solidariamente responsables del valor atribuido.</w:t>
-      </w:r>
-    </w:p>
-    <w:p>
-      <w:pPr>
-        <w:jc w:val="both"/>
-      </w:pPr>
-      <w:r>
-        <w:rPr>
-          <w:b/>
-          <w:bCs/>
-        </w:rPr>
-        <w:t>TERCERA: CONTRAESTIPULACIÓN (Acciones/Cuotas).</w:t>
-      </w:r>
-      <w:r>
-        <w:t xml:space="preserve"> Como contrapartida por el aporte en naturaleza descrito, </w:t>
-      </w:r>
-      <w:r>
-        <w:rPr>
-          <w:b/>
-          <w:bCs/>
-        </w:rPr>
-        <w:t>LA SOCIEDAD</w:t>
-      </w:r>
-      <w:r>
-        <w:t xml:space="preserve"> emite y entrega a favor de </w:t>
-      </w:r>
-      <w:r>
-        <w:rPr>
-          <w:b/>
-          <w:bCs/>
-        </w:rPr>
-        <w:t>EL APORTANTE</w:t>
-      </w:r>
-      <w:r>
-        <w:t xml:space="preserve"> la cantidad de </w:t>
-      </w:r>
-      <w:r>
-        <w:rPr>
-          <w:b/>
-          <w:bCs/>
-        </w:rPr>
-        <w:t>[Número]</w:t>
-      </w:r>
-      <w:r>
-        <w:t xml:space="preserve"> [Acciones o Cuotas Sociales], con un valor nominal de [Monto] cada una, quedando el capital social suscrito y pagado en dicha proporción.</w:t>
-      </w:r>
-    </w:p>
-    <w:p>
-      <w:pPr>
-        <w:jc w:val="both"/>
-      </w:pPr>
-      <w:r>
-        <w:rPr>
-          <w:b/>
-          <w:bCs/>
-        </w:rPr>
-        <w:t>CUARTA: GARANTÍA Y ORIGEN DE LOS BIENES.</w:t>
-      </w:r>
-      <w:r>
-        <w:t xml:space="preserve"> </w:t>
-      </w:r>
-      <w:r>
-        <w:rPr>
-          <w:b/>
-          <w:bCs/>
-        </w:rPr>
-        <w:t>EL APORTANTE</w:t>
-      </w:r>
-      <w:r>
-        <w:t xml:space="preserve"> declara que el bien se encuentra libre de cargas, gravámenes o impedimentos de venta. Asimismo, bajo la fe del juramento, declara que el bien tiene un origen lícito, cumpliendo con la </w:t>
-      </w:r>
-      <w:r>
-        <w:rPr>
-          <w:b/>
-          <w:bCs/>
-        </w:rPr>
-        <w:t>Ley No. 155-17 contra el Lavado de Activos</w:t>
-      </w:r>
-      <w:r>
-        <w:t>.</w:t>
-      </w:r>
-    </w:p>
-    <w:p>
-      <w:pPr>
-        <w:jc w:val="both"/>
-      </w:pPr>
-      <w:r>
-        <w:rPr>
-          <w:b/>
-          <w:bCs/>
-        </w:rPr>
-        <w:t>QUINTA: FORMALIDADES DE TRASPASO.</w:t>
-      </w:r>
-      <w:r>
-        <w:t xml:space="preserve"> Las partes se obligan a realizar todas las gestiones necesarias ante la </w:t>
-      </w:r>
-      <w:r>
-        <w:rPr>
-          <w:b/>
-          <w:bCs/>
-        </w:rPr>
-        <w:t>Dirección General de Impuestos Internos (DGII)</w:t>
-      </w:r>
-      <w:r>
-        <w:t xml:space="preserve"> y/o </w:t>
+        <w:t xml:space="preserve">QUINTA: FORMALIDADES DE TRASPASO. Las partes se obligan a realizar todas las gestiones necesarias ante la Dirección General de Impuestos Internos (DGII) y/o el </w:t>
       </w:r>
       <w:r>
         <w:lastRenderedPageBreak/>
-        <w:t xml:space="preserve">el </w:t>
+        <w:t>Registro de Títulos para que el bien figure a nombre de LA SOCIEDAD. Los gastos de transferencia serán cubiertos por {{PAGO_DE_GASTOS}}.</w:t>
       </w:r>
+    </w:p>
+    <w:p>
+      <w:pPr>
+        <w:spacing w:after="0" w:line="240" w:lineRule="auto"/>
+        <w:jc w:val="both"/>
+      </w:pPr>
+    </w:p>
+    <w:p>
+      <w:pPr>
+        <w:spacing w:after="0" w:line="240" w:lineRule="auto"/>
+        <w:jc w:val="both"/>
+      </w:pPr>
       <w:r>
-        <w:rPr>
-          <w:b/>
-          <w:bCs/>
-        </w:rPr>
-        <w:t>Registro de Títulos</w:t>
+        <w:t>SEXTA: CONDICIÓN SUSPENSIVA. La eficacia del presente contrato queda supeditada a la aprobación del aporte por parte de la Asamblea General Extraordinaria de Socios/Accionistas de LA SOCIEDAD.</w:t>
       </w:r>
+    </w:p>
+    <w:p>
+      <w:pPr>
+        <w:spacing w:after="0" w:line="240" w:lineRule="auto"/>
+        <w:jc w:val="both"/>
+      </w:pPr>
+    </w:p>
+    <w:p>
+      <w:pPr>
+        <w:spacing w:after="0" w:line="240" w:lineRule="auto"/>
+        <w:jc w:val="both"/>
+      </w:pPr>
       <w:r>
-        <w:t xml:space="preserve"> para que el bien figure a nombre de </w:t>
+        <w:t>SÉPTIMA: ELECCIÓN DE DOMICILIO. Para los fines del presente contrato, las partes eligen domicilio en sus respectivas residencias y asientos sociales mencionados.</w:t>
       </w:r>
+    </w:p>
+    <w:p>
+      <w:pPr>
+        <w:spacing w:after="0" w:line="240" w:lineRule="auto"/>
+        <w:jc w:val="both"/>
+      </w:pPr>
+    </w:p>
+    <w:p>
+      <w:pPr>
+        <w:spacing w:after="0" w:line="240" w:lineRule="auto"/>
+        <w:jc w:val="both"/>
+      </w:pPr>
       <w:r>
-        <w:rPr>
-          <w:b/>
-          <w:bCs/>
-        </w:rPr>
-        <w:t>LA SOCIEDAD</w:t>
+        <w:t>HECHO Y FIRMADO de buena fe, en tres (3) originales, en la ciudad de {{CIUDAD_FIRMA}}, República Dominicana, a los {{DIA_TEXTO}} ({{DIA_NUMERO}}) días del mes de {{MES_TEXTO}} del año {{AÑO_TEXTO}} ({{AÑO_NUMERO}}).</w:t>
       </w:r>
-      <w:r>
-        <w:t xml:space="preserve">. Los gastos de transferencia serán cubiertos por </w:t>
-      </w:r>
-      <w:r>
-        <w:rPr>
-          <w:b/>
-          <w:bCs/>
-        </w:rPr>
-        <w:t>[LA SOCIEDAD / EL APORTANTE]</w:t>
-      </w:r>
-      <w:r>
-        <w:t>.</w:t>
-      </w:r>
-    </w:p>
-    <w:p>
-      <w:pPr>
-        <w:jc w:val="both"/>
-      </w:pPr>
-      <w:r>
-        <w:rPr>
-          <w:b/>
-          <w:bCs/>
-        </w:rPr>
-        <w:t>SEXTA: CONDICIÓN SUSPENSIVA.</w:t>
-      </w:r>
-      <w:r>
-        <w:t xml:space="preserve"> La eficacia del presente contrato queda supeditada a la aprobación del aporte por parte de la Asamblea General Extraordinaria de Socios/Accionistas de </w:t>
-      </w:r>
-      <w:r>
-        <w:rPr>
-          <w:b/>
-          <w:bCs/>
-        </w:rPr>
-        <w:t>LA SOCIEDAD</w:t>
-      </w:r>
-      <w:r>
-        <w:t>.</w:t>
-      </w:r>
-    </w:p>
-    <w:p>
-      <w:pPr>
-        <w:jc w:val="both"/>
-      </w:pPr>
-      <w:r>
-        <w:rPr>
-          <w:b/>
-          <w:bCs/>
-        </w:rPr>
-        <w:t>SÉPTIMA: ELECCIÓN DE DOMICILIO.</w:t>
-      </w:r>
-      <w:r>
-        <w:t xml:space="preserve"> Para los fines del presente contrato, las partes eligen domicilio en sus respectivas residencias y asientos sociales mencionados.</w:t>
-      </w:r>
-    </w:p>
-    <w:p>
-      <w:pPr>
-        <w:jc w:val="both"/>
-      </w:pPr>
-      <w:r>
-        <w:pict w14:anchorId="6C4802A1">
-          <v:rect id="_x0000_i1031" style="width:0;height:1.5pt" o:hralign="center" o:hrstd="t" o:hr="t" fillcolor="#a0a0a0" stroked="f"/>
-        </w:pict>
-      </w:r>
-    </w:p>
-    <w:p>
-      <w:pPr>
-        <w:jc w:val="both"/>
-      </w:pPr>
-      <w:r>
-        <w:rPr>
-          <w:b/>
-          <w:bCs/>
-        </w:rPr>
-        <w:t>HECHO Y FIRMADO</w:t>
-      </w:r>
-      <w:r>
-        <w:t xml:space="preserve"> de buena fe, en tres (3) originales, en la ciudad de [Ciudad], República Dominicana, a los [Día] días del mes de [Mes] del año 2026.</w:t>
-      </w:r>
-    </w:p>
-    <w:p>
-      <w:pPr>
-        <w:jc w:val="both"/>
-      </w:pPr>
     </w:p>
     <w:sectPr>
       <w:pgSz w:w="11906" w:h="16838"/>
